--- a/practice_test/real_document/generated/PRJ-9201_tender_pack_r1/PRJ-9201-D07_r1_Pricing-basis-and-basis-of-estimate-BOE.docx
+++ b/practice_test/real_document/generated/PRJ-9201_tender_pack_r1/PRJ-9201-D07_r1_Pricing-basis-and-basis-of-estimate-BOE.docx
@@ -432,7 +432,7 @@
           </w:tcPr>
           <w:p>
             <w:r>
-              <w:t>{"id": "PRJ-9201", "name": "PRACTICE TEST - Sample residential building (third-party sample BOQ)", "client": "NONE - practice exercise", "location": "not stated in the document (document uses INR and IS 1200: India)", "region": "KSA-ALL", "currency": "SAR", "tender_ref": "PRACTICE-TEST-NOT-A-TEND...</w:t>
+              <w:t>{"id": "PRJ-9201", "name": "PRACTICE TEST - Sample residential building (third-party sample BOQ)", "client": "NONE - practice exercise", "location": "not stated in the document (document uses INR and IS 1200: India)", "region": "KSA-ALL", "currency": "SAR", "basis_confirmed": false, "tender_ref":...</w:t>
             </w:r>
           </w:p>
         </w:tc>
@@ -454,7 +454,7 @@
           </w:tcPr>
           <w:p>
             <w:r>
-              <w:t>["DEMONSTRATION PROJECT - SYNTHETIC DATA - NOT A MARKET QUOTE", "ESTIMATE STATE: PRELIMINARY — INCOMPLETE - NOT FOR SUBMISSION", "PROJECT NOTE: PRACTICE TEST - NOT A TENDER - NOT FOR SUBMISSION. Third-party sample BOQ; quantities TRANSCRIBED, NOT VERIFIED; no rates, no productivity values."]</w:t>
+              <w:t>["DEMONSTRATION PROJECT - SYNTHETIC DATA - NOT A MARKET QUOTE", "ESTIMATE STATE: PRELIMINARY — INCOMPLETE - NOT FOR SUBMISSION", "REGION / CURRENCY (KSA-ALL / SAR) ARE SYSTEM DEFAULTS - NOT CONFIRMED BY A PERSON", "PROJECT NOTE: PRACTICE TEST - NOT A TENDER - NOT FOR SUBMISSION. Third-party sampl...</w:t>
             </w:r>
           </w:p>
         </w:tc>
@@ -498,7 +498,7 @@
           </w:tcPr>
           <w:p>
             <w:r>
-              <w:t>{"boq_imports": [{"revision": null, "source_file": "BOQ_TRANSCRIBED_FROM_PDF_UNVERIFIED.csv", "sha256": "83a1dbe4b0c1ec40a25c2a56c25e7ebbfed0c6b6ff31ca92d2ce73b017505990", "imported_by": "test-estimator", "imported_at": "2026-10-14T19:40:29+00:00", "summary_json": "{\"blank\": 0, \"by_trade\": {\...</w:t>
+              <w:t>{"boq_imports": [{"revision": null, "source_file": "BOQ_TRANSCRIBED_FROM_PDF_UNVERIFIED.csv", "sha256": "83a1dbe4b0c1ec40a25c2a56c25e7ebbfed0c6b6ff31ca92d2ce73b017505990", "imported_by": "test-estimator", "imported_at": "2026-10-14T21:36:27+00:00", "summary_json": "{\"blank\": 0, \"by_trade\": {\...</w:t>
             </w:r>
           </w:p>
         </w:tc>
